--- a/docs/最新版/03_営業関係/料金プラン_MVP版.docx
+++ b/docs/最新版/03_営業関係/料金プラン_MVP版.docx
@@ -12,7 +12,7 @@
           <w:color w:val="3D2200"/>
           <w:sz w:val="44"/>
         </w:rPr>
-        <w:t>ぺいほーむ 料金プラン（2026-05-01 MVP 版）</w:t>
+        <w:t>ぺいほーむ 料金プラン (2026-05-01 MVP v2 版)</w:t>
       </w:r>
     </w:p>
     <w:p/>
@@ -58,14 +58,14 @@
           <w:b/>
           <w:sz w:val="20"/>
         </w:rPr>
-        <w:t>実績づくりご協力社（既存10社）は、全ての料金が常に市場価格の 50% OFF</w:t>
+        <w:t>全ての工務店様に同一料金</w:t>
       </w:r>
       <w:r>
         <w:rPr>
           <w:b w:val="0"/>
           <w:sz w:val="20"/>
         </w:rPr>
-        <w:t xml:space="preserve"> で永久適用</w:t>
+        <w:t xml:space="preserve"> を適用します (既存パートナー10社と新規で差なし)</w:t>
       </w:r>
     </w:p>
     <w:p>
@@ -77,14 +77,14 @@
           <w:b/>
           <w:sz w:val="20"/>
         </w:rPr>
-        <w:t>段階的に料金プランを増やす</w:t>
+        <w:t>料金プランは段階的に拡充</w:t>
       </w:r>
       <w:r>
         <w:rPr>
           <w:b w:val="0"/>
           <w:sz w:val="20"/>
         </w:rPr>
-        <w:t>。Phase 1 は見学会予約のみ、Phase 2 で撮影、Phase 3 で掲載、Phase 4 で SaaS</w:t>
+        <w:t>: P1=見学会予約のみ, P2=+撮影, P3=+月額掲載+成果報酬, P4=+SaaS</w:t>
       </w:r>
     </w:p>
     <w:p>
@@ -96,14 +96,266 @@
           <w:b/>
           <w:sz w:val="20"/>
         </w:rPr>
-        <w:t>成果報酬は上限付き</w:t>
+        <w:t>成果報酬 3%</w:t>
       </w:r>
       <w:r>
         <w:rPr>
           <w:b w:val="0"/>
           <w:sz w:val="20"/>
         </w:rPr>
-        <w:t>（¥500万、優遇社は ¥250万）</w:t>
+        <w:t xml:space="preserve"> は「無料相談」「AI診断」「会員登録済みユーザー」経由の成約のみが対象 (Phase 3〜導入)</w:t>
+      </w:r>
+    </w:p>
+    <w:p>
+      <w:pPr>
+        <w:pStyle w:val="ListNumber"/>
+      </w:pPr>
+      <w:r>
+        <w:rPr>
+          <w:b/>
+          <w:sz w:val="20"/>
+        </w:rPr>
+        <w:t>10社様への優遇</w:t>
+      </w:r>
+      <w:r>
+        <w:rPr>
+          <w:b w:val="0"/>
+          <w:sz w:val="20"/>
+        </w:rPr>
+        <w:t xml:space="preserve"> は料金面ではなく、AI 診断結果での優先送客</w:t>
+      </w:r>
+    </w:p>
+    <w:p/>
+    <w:p>
+      <w:pPr>
+        <w:jc w:val="center"/>
+      </w:pPr>
+      <w:r>
+        <w:t>──────────────────────────────────────────────────</w:t>
+      </w:r>
+    </w:p>
+    <w:p/>
+    <w:p>
+      <w:pPr>
+        <w:pStyle w:val="Heading2"/>
+      </w:pPr>
+      <w:r>
+        <w:rPr>
+          <w:color w:val="3D2200"/>
+          <w:sz w:val="28"/>
+        </w:rPr>
+        <w:t>ぺいほーむが成果報酬 3% をいただく理由 (付加価値)</w:t>
+      </w:r>
+    </w:p>
+    <w:p/>
+    <w:p>
+      <w:r>
+        <w:rPr>
+          <w:b w:val="0"/>
+          <w:color w:val="111827"/>
+          <w:sz w:val="20"/>
+        </w:rPr>
+        <w:t>ぺいほーむは「単なる送客業者」ではありません。以下の 6 つの付加価値で、工務店様の成約率を高めます。</w:t>
+      </w:r>
+    </w:p>
+    <w:p/>
+    <w:p>
+      <w:pPr>
+        <w:pStyle w:val="Heading3"/>
+      </w:pPr>
+      <w:r>
+        <w:rPr>
+          <w:color w:val="E8740C"/>
+          <w:sz w:val="24"/>
+        </w:rPr>
+        <w:t>1. 比較整理 (Comparison)</w:t>
+      </w:r>
+    </w:p>
+    <w:p/>
+    <w:p>
+      <w:r>
+        <w:rPr>
+          <w:b w:val="0"/>
+          <w:color w:val="111827"/>
+          <w:sz w:val="20"/>
+        </w:rPr>
+        <w:t>動画・事例・工務店情報を横並びで整理し、ユーザーが「違いがわかる」「納得して選べる」状態で送客します。</w:t>
+      </w:r>
+    </w:p>
+    <w:p/>
+    <w:p>
+      <w:pPr>
+        <w:pStyle w:val="Heading3"/>
+      </w:pPr>
+      <w:r>
+        <w:rPr>
+          <w:color w:val="E8740C"/>
+          <w:sz w:val="24"/>
+        </w:rPr>
+        <w:t>2. 事前教育 (Pre-Education)</w:t>
+      </w:r>
+    </w:p>
+    <w:p/>
+    <w:p>
+      <w:r>
+        <w:rPr>
+          <w:b w:val="0"/>
+          <w:color w:val="111827"/>
+          <w:sz w:val="20"/>
+        </w:rPr>
+        <w:t>YouTube ルームツアー42本・事例ライブラリ・AIチャットを通じ、ユーザーは家づくりの基礎知識・平屋の特性・予算感を学んだ状態で工務店に辿り着きます。工務店側の「初期説明コスト」が大幅に減ります。</w:t>
+      </w:r>
+    </w:p>
+    <w:p/>
+    <w:p>
+      <w:pPr>
+        <w:pStyle w:val="Heading3"/>
+      </w:pPr>
+      <w:r>
+        <w:rPr>
+          <w:color w:val="E8740C"/>
+          <w:sz w:val="24"/>
+        </w:rPr>
+        <w:t>3. AI診断マッチング</w:t>
+      </w:r>
+    </w:p>
+    <w:p/>
+    <w:p>
+      <w:r>
+        <w:rPr>
+          <w:b w:val="0"/>
+          <w:color w:val="111827"/>
+          <w:sz w:val="20"/>
+        </w:rPr>
+        <w:t>10問のAI家づくり診断で、家族構成・予算・希望エリア・性能志向から「相性の良い工務店3社」を自動推薦します。工務店側は「温度感が高く、方向性が合った」リードだけを受け取ります。</w:t>
+      </w:r>
+    </w:p>
+    <w:p/>
+    <w:p>
+      <w:pPr>
+        <w:pStyle w:val="Heading3"/>
+      </w:pPr>
+      <w:r>
+        <w:rPr>
+          <w:color w:val="E8740C"/>
+          <w:sz w:val="24"/>
+        </w:rPr>
+        <w:t>4. 連絡希望条件の整理 (Smart Match)</w:t>
+      </w:r>
+    </w:p>
+    <w:p/>
+    <w:p>
+      <w:r>
+        <w:rPr>
+          <w:b w:val="0"/>
+          <w:color w:val="111827"/>
+          <w:sz w:val="20"/>
+        </w:rPr>
+        <w:t>会員ユーザーは連絡頻度・時間帯・手段・検討フェーズを事前設定します。見学会予約時にこの情報が工務店へ自動共有され、お互いに無駄のない対応ができます。</w:t>
+      </w:r>
+    </w:p>
+    <w:p/>
+    <w:p>
+      <w:pPr>
+        <w:pStyle w:val="Heading3"/>
+      </w:pPr>
+      <w:r>
+        <w:rPr>
+          <w:color w:val="E8740C"/>
+          <w:sz w:val="24"/>
+        </w:rPr>
+        <w:t>5. 高温度化された状態での見学会送客</w:t>
+      </w:r>
+    </w:p>
+    <w:p/>
+    <w:p>
+      <w:r>
+        <w:rPr>
+          <w:b w:val="0"/>
+          <w:color w:val="111827"/>
+          <w:sz w:val="20"/>
+        </w:rPr>
+        <w:t xml:space="preserve">見学会予約は「実物を体感したい」という強い意向の現れです。ぺいほーむ経由の予約は、上記1〜4 のプロセスを経た </w:t>
+      </w:r>
+      <w:r>
+        <w:rPr>
+          <w:b/>
+          <w:color w:val="111827"/>
+          <w:sz w:val="20"/>
+        </w:rPr>
+        <w:t>温度感の高いリード</w:t>
+      </w:r>
+      <w:r>
+        <w:rPr>
+          <w:b w:val="0"/>
+          <w:color w:val="111827"/>
+          <w:sz w:val="20"/>
+        </w:rPr>
+        <w:t xml:space="preserve"> として届きます。</w:t>
+      </w:r>
+    </w:p>
+    <w:p/>
+    <w:p>
+      <w:pPr>
+        <w:pStyle w:val="Heading3"/>
+      </w:pPr>
+      <w:r>
+        <w:rPr>
+          <w:color w:val="E8740C"/>
+          <w:sz w:val="24"/>
+        </w:rPr>
+        <w:t>6. ナーチャリング支援</w:t>
+      </w:r>
+    </w:p>
+    <w:p/>
+    <w:p>
+      <w:r>
+        <w:rPr>
+          <w:b w:val="0"/>
+          <w:color w:val="111827"/>
+          <w:sz w:val="20"/>
+        </w:rPr>
+        <w:t>Phase 2 以降は記事・ニュース・撮影プラン・月額掲載で検討期間中のユーザーとの接点を維持します。Phase 4 の匿名AI質問機能では、工務店が個人情報なしで質問に答えられます。</w:t>
+      </w:r>
+    </w:p>
+    <w:p/>
+    <w:p>
+      <w:pPr>
+        <w:pStyle w:val="Heading3"/>
+      </w:pPr>
+      <w:r>
+        <w:rPr>
+          <w:color w:val="E8740C"/>
+          <w:sz w:val="24"/>
+        </w:rPr>
+        <w:t>資料請求を主軸にしない理由</w:t>
+      </w:r>
+    </w:p>
+    <w:p/>
+    <w:p>
+      <w:r>
+        <w:rPr>
+          <w:b w:val="0"/>
+          <w:color w:val="111827"/>
+          <w:sz w:val="20"/>
+        </w:rPr>
+        <w:t xml:space="preserve">工務店ヒアリングの結果、資料請求は質が低いことが判明しました。成約に至るまで時間がかかり、複数社に一括で送るユーザーが多く、費用対効果が合いません。そのため MVP v2 では </w:t>
+      </w:r>
+      <w:r>
+        <w:rPr>
+          <w:b/>
+          <w:color w:val="111827"/>
+          <w:sz w:val="20"/>
+        </w:rPr>
+        <w:t>資料請求を主要 KPI から外し</w:t>
+      </w:r>
+      <w:r>
+        <w:rPr>
+          <w:b w:val="0"/>
+          <w:color w:val="111827"/>
+          <w:sz w:val="20"/>
+        </w:rPr>
+        <w:t>、見学会予約・無料相談・AI診断・会員登録を主軸に据えています。</w:t>
       </w:r>
     </w:p>
     <w:p/>
@@ -138,183 +390,9 @@
           <w:color w:val="E8740C"/>
           <w:sz w:val="24"/>
         </w:rPr>
-        <w:t>① 見学会予約 成果報酬（MVP 唯一の課金項目）</w:t>
+        <w:t>見学会予約費 (MVP 唯一の課金項目)</w:t>
       </w:r>
     </w:p>
-    <w:p/>
-    <w:tbl>
-      <w:tblPr>
-        <w:tblStyle w:val="LightGrid-Accent1"/>
-        <w:tblW w:type="auto" w:w="0"/>
-        <w:tblLook w:firstColumn="1" w:firstRow="1" w:lastColumn="0" w:lastRow="0" w:noHBand="0" w:noVBand="1" w:val="04A0"/>
-      </w:tblPr>
-      <w:tblGrid>
-        <w:gridCol w:w="2880"/>
-        <w:gridCol w:w="2880"/>
-        <w:gridCol w:w="2880"/>
-      </w:tblGrid>
-      <w:tr>
-        <w:tc>
-          <w:tcPr>
-            <w:tcW w:type="dxa" w:w="2880"/>
-            <w:shd w:val="clear" w:color="auto" w:fill="3D2200"/>
-          </w:tcPr>
-          <w:p>
-            <w:r/>
-            <w:r>
-              <w:rPr>
-                <w:b/>
-                <w:color w:val="FFFFFF"/>
-                <w:sz w:val="18"/>
-              </w:rPr>
-              <w:t>項目</w:t>
-            </w:r>
-          </w:p>
-        </w:tc>
-        <w:tc>
-          <w:tcPr>
-            <w:tcW w:type="dxa" w:w="2880"/>
-            <w:shd w:val="clear" w:color="auto" w:fill="3D2200"/>
-          </w:tcPr>
-          <w:p>
-            <w:r/>
-            <w:r>
-              <w:rPr>
-                <w:b/>
-                <w:color w:val="FFFFFF"/>
-                <w:sz w:val="18"/>
-              </w:rPr>
-              <w:t>正規価格</w:t>
-            </w:r>
-          </w:p>
-        </w:tc>
-        <w:tc>
-          <w:tcPr>
-            <w:tcW w:type="dxa" w:w="2880"/>
-            <w:shd w:val="clear" w:color="auto" w:fill="3D2200"/>
-          </w:tcPr>
-          <w:p>
-            <w:r/>
-            <w:r>
-              <w:rPr>
-                <w:b/>
-                <w:color w:val="FFFFFF"/>
-                <w:sz w:val="18"/>
-              </w:rPr>
-              <w:t>既存10社</w:t>
-            </w:r>
-          </w:p>
-        </w:tc>
-      </w:tr>
-      <w:tr>
-        <w:tc>
-          <w:tcPr>
-            <w:tcW w:type="dxa" w:w="2880"/>
-          </w:tcPr>
-          <w:p>
-            <w:r/>
-            <w:r>
-              <w:rPr>
-                <w:b w:val="0"/>
-                <w:sz w:val="18"/>
-              </w:rPr>
-              <w:t>見学会予約 1件あたり</w:t>
-            </w:r>
-          </w:p>
-        </w:tc>
-        <w:tc>
-          <w:tcPr>
-            <w:tcW w:type="dxa" w:w="2880"/>
-          </w:tcPr>
-          <w:p>
-            <w:r/>
-            <w:r>
-              <w:rPr>
-                <w:b w:val="0"/>
-                <w:sz w:val="18"/>
-              </w:rPr>
-              <w:t>¥50,000</w:t>
-            </w:r>
-          </w:p>
-        </w:tc>
-        <w:tc>
-          <w:tcPr>
-            <w:tcW w:type="dxa" w:w="2880"/>
-          </w:tcPr>
-          <w:p>
-            <w:r/>
-            <w:r>
-              <w:rPr>
-                <w:b/>
-                <w:sz w:val="18"/>
-              </w:rPr>
-              <w:t>無料</w:t>
-            </w:r>
-            <w:r>
-              <w:rPr>
-                <w:b w:val="0"/>
-                <w:sz w:val="18"/>
-              </w:rPr>
-              <w:t xml:space="preserve"> (P1期間限定)</w:t>
-            </w:r>
-          </w:p>
-        </w:tc>
-      </w:tr>
-      <w:tr>
-        <w:tc>
-          <w:tcPr>
-            <w:tcW w:type="dxa" w:w="2880"/>
-          </w:tcPr>
-          <w:p>
-            <w:r/>
-            <w:r>
-              <w:rPr>
-                <w:b w:val="0"/>
-                <w:sz w:val="18"/>
-              </w:rPr>
-              <w:t>成約成果報酬</w:t>
-            </w:r>
-          </w:p>
-        </w:tc>
-        <w:tc>
-          <w:tcPr>
-            <w:tcW w:type="dxa" w:w="2880"/>
-          </w:tcPr>
-          <w:p>
-            <w:r/>
-            <w:r>
-              <w:rPr>
-                <w:b w:val="0"/>
-                <w:sz w:val="18"/>
-              </w:rPr>
-              <w:t>契約額の 3%（上限 ¥500万）</w:t>
-            </w:r>
-          </w:p>
-        </w:tc>
-        <w:tc>
-          <w:tcPr>
-            <w:tcW w:type="dxa" w:w="2880"/>
-          </w:tcPr>
-          <w:p>
-            <w:r/>
-            <w:r>
-              <w:rPr>
-                <w:b/>
-                <w:sz w:val="18"/>
-              </w:rPr>
-              <w:t>1.5%</w:t>
-            </w:r>
-            <w:r>
-              <w:rPr>
-                <w:b w:val="0"/>
-                <w:sz w:val="18"/>
-              </w:rPr>
-              <w:t>（上限 ¥250万）</w:t>
-            </w:r>
-          </w:p>
-        </w:tc>
-      </w:tr>
-    </w:tbl>
     <w:p/>
     <w:p>
       <w:pPr>
@@ -325,7 +403,14 @@
           <w:b w:val="0"/>
           <w:sz w:val="20"/>
         </w:rPr>
-        <w:t>見学会予約の発生タイミングで請求</w:t>
+        <w:t xml:space="preserve">見学会予約 1 件あたり: </w:t>
+      </w:r>
+      <w:r>
+        <w:rPr>
+          <w:b/>
+          <w:sz w:val="20"/>
+        </w:rPr>
+        <w:t>¥50,000 (税別)</w:t>
       </w:r>
     </w:p>
     <w:p>
@@ -337,7 +422,7 @@
           <w:b w:val="0"/>
           <w:sz w:val="20"/>
         </w:rPr>
-        <w:t>成約成果報酬は工務店との契約成立後に請求</w:t>
+        <w:t>見学会予約が発生した時点で請求対象</w:t>
       </w:r>
     </w:p>
     <w:p>
@@ -349,7 +434,7 @@
           <w:b w:val="0"/>
           <w:sz w:val="20"/>
         </w:rPr>
-        <w:t>Phase 1 期間中は運用検証のため、既存10社様の見学会予約は完全無料</w:t>
+        <w:t>月次で集計し、翌月初に請求書発行</w:t>
       </w:r>
     </w:p>
     <w:p/>
@@ -362,7 +447,31 @@
           <w:color w:val="E8740C"/>
           <w:sz w:val="24"/>
         </w:rPr>
-        <w:t>② AI家づくり診断（ユーザー無料・工務店無料）</w:t>
+        <w:t>成果報酬</w:t>
+      </w:r>
+    </w:p>
+    <w:p/>
+    <w:p>
+      <w:r>
+        <w:rPr>
+          <w:b w:val="0"/>
+          <w:color w:val="111827"/>
+          <w:sz w:val="20"/>
+        </w:rPr>
+        <w:t>Phase 1 では未導入 (Phase 3 から開始)</w:t>
+      </w:r>
+    </w:p>
+    <w:p/>
+    <w:p>
+      <w:pPr>
+        <w:pStyle w:val="Heading3"/>
+      </w:pPr>
+      <w:r>
+        <w:rPr>
+          <w:color w:val="E8740C"/>
+          <w:sz w:val="24"/>
+        </w:rPr>
+        <w:t>AI 家づくり診断 / 無料相談</w:t>
       </w:r>
     </w:p>
     <w:p/>
@@ -375,7 +484,7 @@
           <w:b w:val="0"/>
           <w:sz w:val="20"/>
         </w:rPr>
-        <w:t>AI診断の結果として表示される工務店は、無料で送客されます</w:t>
+        <w:t>ユーザー無料・工務店無料</w:t>
       </w:r>
     </w:p>
     <w:p>
@@ -387,21 +496,19 @@
           <w:b w:val="0"/>
           <w:sz w:val="20"/>
         </w:rPr>
-        <w:t xml:space="preserve">既存10社様は </w:t>
+        <w:t>AI 診断の結果として表示される工務店は無料で送客</w:t>
       </w:r>
-      <w:r>
-        <w:rPr>
-          <w:b/>
-          <w:sz w:val="20"/>
-        </w:rPr>
-        <w:t>優先送客</w:t>
-      </w:r>
+    </w:p>
+    <w:p>
+      <w:pPr>
+        <w:pStyle w:val="ListBullet"/>
+      </w:pPr>
       <w:r>
         <w:rPr>
           <w:b w:val="0"/>
           <w:sz w:val="20"/>
         </w:rPr>
-        <w:t xml:space="preserve"> されます</w:t>
+        <w:t>既存 10 社様は優先送客</w:t>
       </w:r>
     </w:p>
     <w:p/>
@@ -428,317 +535,31 @@
     </w:p>
     <w:p/>
     <w:p>
-      <w:pPr>
-        <w:pStyle w:val="Heading3"/>
-      </w:pPr>
       <w:r>
         <w:rPr>
-          <w:color w:val="E8740C"/>
-          <w:sz w:val="24"/>
+          <w:b w:val="0"/>
+          <w:color w:val="111827"/>
+          <w:sz w:val="20"/>
         </w:rPr>
-        <w:t>Phase 1 継続項目</w:t>
+        <w:t xml:space="preserve">Phase 1 継続 + </w:t>
+      </w:r>
+      <w:r>
+        <w:rPr>
+          <w:b/>
+          <w:color w:val="111827"/>
+          <w:sz w:val="20"/>
+        </w:rPr>
+        <w:t>撮影プラン ¥150,000/本 (税別)</w:t>
+      </w:r>
+      <w:r>
+        <w:rPr>
+          <w:b w:val="0"/>
+          <w:color w:val="111827"/>
+          <w:sz w:val="20"/>
+        </w:rPr>
+        <w:t xml:space="preserve"> 新設</w:t>
       </w:r>
     </w:p>
-    <w:p/>
-    <w:tbl>
-      <w:tblPr>
-        <w:tblStyle w:val="LightGrid-Accent1"/>
-        <w:tblW w:type="auto" w:w="0"/>
-        <w:tblLook w:firstColumn="1" w:firstRow="1" w:lastColumn="0" w:lastRow="0" w:noHBand="0" w:noVBand="1" w:val="04A0"/>
-      </w:tblPr>
-      <w:tblGrid>
-        <w:gridCol w:w="2880"/>
-        <w:gridCol w:w="2880"/>
-        <w:gridCol w:w="2880"/>
-      </w:tblGrid>
-      <w:tr>
-        <w:tc>
-          <w:tcPr>
-            <w:tcW w:type="dxa" w:w="2880"/>
-            <w:shd w:val="clear" w:color="auto" w:fill="3D2200"/>
-          </w:tcPr>
-          <w:p>
-            <w:r/>
-            <w:r>
-              <w:rPr>
-                <w:b/>
-                <w:color w:val="FFFFFF"/>
-                <w:sz w:val="18"/>
-              </w:rPr>
-              <w:t>項目</w:t>
-            </w:r>
-          </w:p>
-        </w:tc>
-        <w:tc>
-          <w:tcPr>
-            <w:tcW w:type="dxa" w:w="2880"/>
-            <w:shd w:val="clear" w:color="auto" w:fill="3D2200"/>
-          </w:tcPr>
-          <w:p>
-            <w:r/>
-            <w:r>
-              <w:rPr>
-                <w:b/>
-                <w:color w:val="FFFFFF"/>
-                <w:sz w:val="18"/>
-              </w:rPr>
-              <w:t>正規価格</w:t>
-            </w:r>
-          </w:p>
-        </w:tc>
-        <w:tc>
-          <w:tcPr>
-            <w:tcW w:type="dxa" w:w="2880"/>
-            <w:shd w:val="clear" w:color="auto" w:fill="3D2200"/>
-          </w:tcPr>
-          <w:p>
-            <w:r/>
-            <w:r>
-              <w:rPr>
-                <w:b/>
-                <w:color w:val="FFFFFF"/>
-                <w:sz w:val="18"/>
-              </w:rPr>
-              <w:t>既存10社</w:t>
-            </w:r>
-          </w:p>
-        </w:tc>
-      </w:tr>
-      <w:tr>
-        <w:tc>
-          <w:tcPr>
-            <w:tcW w:type="dxa" w:w="2880"/>
-          </w:tcPr>
-          <w:p>
-            <w:r/>
-            <w:r>
-              <w:rPr>
-                <w:b w:val="0"/>
-                <w:sz w:val="18"/>
-              </w:rPr>
-              <w:t>見学会予約 1件あたり</w:t>
-            </w:r>
-          </w:p>
-        </w:tc>
-        <w:tc>
-          <w:tcPr>
-            <w:tcW w:type="dxa" w:w="2880"/>
-          </w:tcPr>
-          <w:p>
-            <w:r/>
-            <w:r>
-              <w:rPr>
-                <w:b w:val="0"/>
-                <w:sz w:val="18"/>
-              </w:rPr>
-              <w:t>¥50,000</w:t>
-            </w:r>
-          </w:p>
-        </w:tc>
-        <w:tc>
-          <w:tcPr>
-            <w:tcW w:type="dxa" w:w="2880"/>
-          </w:tcPr>
-          <w:p>
-            <w:r/>
-            <w:r>
-              <w:rPr>
-                <w:b/>
-                <w:sz w:val="18"/>
-              </w:rPr>
-              <w:t>¥25,000</w:t>
-            </w:r>
-            <w:r>
-              <w:rPr>
-                <w:b w:val="0"/>
-                <w:sz w:val="18"/>
-              </w:rPr>
-              <w:t xml:space="preserve"> (半額)</w:t>
-            </w:r>
-          </w:p>
-        </w:tc>
-      </w:tr>
-      <w:tr>
-        <w:tc>
-          <w:tcPr>
-            <w:tcW w:type="dxa" w:w="2880"/>
-          </w:tcPr>
-          <w:p>
-            <w:r/>
-            <w:r>
-              <w:rPr>
-                <w:b w:val="0"/>
-                <w:sz w:val="18"/>
-              </w:rPr>
-              <w:t>成約成果報酬</w:t>
-            </w:r>
-          </w:p>
-        </w:tc>
-        <w:tc>
-          <w:tcPr>
-            <w:tcW w:type="dxa" w:w="2880"/>
-          </w:tcPr>
-          <w:p>
-            <w:r/>
-            <w:r>
-              <w:rPr>
-                <w:b w:val="0"/>
-                <w:sz w:val="18"/>
-              </w:rPr>
-              <w:t>3%</w:t>
-            </w:r>
-          </w:p>
-        </w:tc>
-        <w:tc>
-          <w:tcPr>
-            <w:tcW w:type="dxa" w:w="2880"/>
-          </w:tcPr>
-          <w:p>
-            <w:r/>
-            <w:r>
-              <w:rPr>
-                <w:b w:val="0"/>
-                <w:sz w:val="18"/>
-              </w:rPr>
-              <w:t>1.5%</w:t>
-            </w:r>
-          </w:p>
-        </w:tc>
-      </w:tr>
-    </w:tbl>
-    <w:p/>
-    <w:p>
-      <w:pPr>
-        <w:pStyle w:val="Heading3"/>
-      </w:pPr>
-      <w:r>
-        <w:rPr>
-          <w:color w:val="E8740C"/>
-          <w:sz w:val="24"/>
-        </w:rPr>
-        <w:t>【新設】③ 撮影プラン</w:t>
-      </w:r>
-    </w:p>
-    <w:p/>
-    <w:tbl>
-      <w:tblPr>
-        <w:tblStyle w:val="LightGrid-Accent1"/>
-        <w:tblW w:type="auto" w:w="0"/>
-        <w:tblLook w:firstColumn="1" w:firstRow="1" w:lastColumn="0" w:lastRow="0" w:noHBand="0" w:noVBand="1" w:val="04A0"/>
-      </w:tblPr>
-      <w:tblGrid>
-        <w:gridCol w:w="2880"/>
-        <w:gridCol w:w="2880"/>
-        <w:gridCol w:w="2880"/>
-      </w:tblGrid>
-      <w:tr>
-        <w:tc>
-          <w:tcPr>
-            <w:tcW w:type="dxa" w:w="2880"/>
-            <w:shd w:val="clear" w:color="auto" w:fill="3D2200"/>
-          </w:tcPr>
-          <w:p>
-            <w:r/>
-            <w:r>
-              <w:rPr>
-                <w:b/>
-                <w:color w:val="FFFFFF"/>
-                <w:sz w:val="18"/>
-              </w:rPr>
-              <w:t>項目</w:t>
-            </w:r>
-          </w:p>
-        </w:tc>
-        <w:tc>
-          <w:tcPr>
-            <w:tcW w:type="dxa" w:w="2880"/>
-            <w:shd w:val="clear" w:color="auto" w:fill="3D2200"/>
-          </w:tcPr>
-          <w:p>
-            <w:r/>
-            <w:r>
-              <w:rPr>
-                <w:b/>
-                <w:color w:val="FFFFFF"/>
-                <w:sz w:val="18"/>
-              </w:rPr>
-              <w:t>正規価格</w:t>
-            </w:r>
-          </w:p>
-        </w:tc>
-        <w:tc>
-          <w:tcPr>
-            <w:tcW w:type="dxa" w:w="2880"/>
-            <w:shd w:val="clear" w:color="auto" w:fill="3D2200"/>
-          </w:tcPr>
-          <w:p>
-            <w:r/>
-            <w:r>
-              <w:rPr>
-                <w:b/>
-                <w:color w:val="FFFFFF"/>
-                <w:sz w:val="18"/>
-              </w:rPr>
-              <w:t>既存10社</w:t>
-            </w:r>
-          </w:p>
-        </w:tc>
-      </w:tr>
-      <w:tr>
-        <w:tc>
-          <w:tcPr>
-            <w:tcW w:type="dxa" w:w="2880"/>
-          </w:tcPr>
-          <w:p>
-            <w:r/>
-            <w:r>
-              <w:rPr>
-                <w:b w:val="0"/>
-                <w:sz w:val="18"/>
-              </w:rPr>
-              <w:t>ルームツアー撮影1本（撮影 + 編集 + YouTube 掲載）</w:t>
-            </w:r>
-          </w:p>
-        </w:tc>
-        <w:tc>
-          <w:tcPr>
-            <w:tcW w:type="dxa" w:w="2880"/>
-          </w:tcPr>
-          <w:p>
-            <w:r/>
-            <w:r>
-              <w:rPr>
-                <w:b w:val="0"/>
-                <w:sz w:val="18"/>
-              </w:rPr>
-              <w:t>¥150,000</w:t>
-            </w:r>
-          </w:p>
-        </w:tc>
-        <w:tc>
-          <w:tcPr>
-            <w:tcW w:type="dxa" w:w="2880"/>
-          </w:tcPr>
-          <w:p>
-            <w:r/>
-            <w:r>
-              <w:rPr>
-                <w:b/>
-                <w:sz w:val="18"/>
-              </w:rPr>
-              <w:t>¥75,000</w:t>
-            </w:r>
-            <w:r>
-              <w:rPr>
-                <w:b w:val="0"/>
-                <w:sz w:val="18"/>
-              </w:rPr>
-              <w:t xml:space="preserve"> (半額)</w:t>
-            </w:r>
-          </w:p>
-        </w:tc>
-      </w:tr>
-    </w:tbl>
     <w:p/>
     <w:p>
       <w:r>
@@ -750,6 +571,7 @@
         <w:t>含まれるもの:</w:t>
       </w:r>
     </w:p>
+    <w:p/>
     <w:p>
       <w:pPr>
         <w:pStyle w:val="ListBullet"/>
@@ -822,224 +644,15 @@
     </w:p>
     <w:p/>
     <w:p>
-      <w:pPr>
-        <w:pStyle w:val="Heading3"/>
-      </w:pPr>
       <w:r>
         <w:rPr>
-          <w:color w:val="E8740C"/>
-          <w:sz w:val="24"/>
+          <w:b w:val="0"/>
+          <w:color w:val="111827"/>
+          <w:sz w:val="20"/>
         </w:rPr>
-        <w:t>Phase 1〜2 継続項目</w:t>
+        <w:t>Phase 1〜2 継続 + 以下 3 項目を新設:</w:t>
       </w:r>
     </w:p>
-    <w:p/>
-    <w:tbl>
-      <w:tblPr>
-        <w:tblStyle w:val="LightGrid-Accent1"/>
-        <w:tblW w:type="auto" w:w="0"/>
-        <w:tblLook w:firstColumn="1" w:firstRow="1" w:lastColumn="0" w:lastRow="0" w:noHBand="0" w:noVBand="1" w:val="04A0"/>
-      </w:tblPr>
-      <w:tblGrid>
-        <w:gridCol w:w="2880"/>
-        <w:gridCol w:w="2880"/>
-        <w:gridCol w:w="2880"/>
-      </w:tblGrid>
-      <w:tr>
-        <w:tc>
-          <w:tcPr>
-            <w:tcW w:type="dxa" w:w="2880"/>
-            <w:shd w:val="clear" w:color="auto" w:fill="3D2200"/>
-          </w:tcPr>
-          <w:p>
-            <w:r/>
-            <w:r>
-              <w:rPr>
-                <w:b/>
-                <w:color w:val="FFFFFF"/>
-                <w:sz w:val="18"/>
-              </w:rPr>
-              <w:t>項目</w:t>
-            </w:r>
-          </w:p>
-        </w:tc>
-        <w:tc>
-          <w:tcPr>
-            <w:tcW w:type="dxa" w:w="2880"/>
-            <w:shd w:val="clear" w:color="auto" w:fill="3D2200"/>
-          </w:tcPr>
-          <w:p>
-            <w:r/>
-            <w:r>
-              <w:rPr>
-                <w:b/>
-                <w:color w:val="FFFFFF"/>
-                <w:sz w:val="18"/>
-              </w:rPr>
-              <w:t>正規価格</w:t>
-            </w:r>
-          </w:p>
-        </w:tc>
-        <w:tc>
-          <w:tcPr>
-            <w:tcW w:type="dxa" w:w="2880"/>
-            <w:shd w:val="clear" w:color="auto" w:fill="3D2200"/>
-          </w:tcPr>
-          <w:p>
-            <w:r/>
-            <w:r>
-              <w:rPr>
-                <w:b/>
-                <w:color w:val="FFFFFF"/>
-                <w:sz w:val="18"/>
-              </w:rPr>
-              <w:t>既存10社</w:t>
-            </w:r>
-          </w:p>
-        </w:tc>
-      </w:tr>
-      <w:tr>
-        <w:tc>
-          <w:tcPr>
-            <w:tcW w:type="dxa" w:w="2880"/>
-          </w:tcPr>
-          <w:p>
-            <w:r/>
-            <w:r>
-              <w:rPr>
-                <w:b w:val="0"/>
-                <w:sz w:val="18"/>
-              </w:rPr>
-              <w:t>見学会予約 1件あたり</w:t>
-            </w:r>
-          </w:p>
-        </w:tc>
-        <w:tc>
-          <w:tcPr>
-            <w:tcW w:type="dxa" w:w="2880"/>
-          </w:tcPr>
-          <w:p>
-            <w:r/>
-            <w:r>
-              <w:rPr>
-                <w:b w:val="0"/>
-                <w:sz w:val="18"/>
-              </w:rPr>
-              <w:t>¥50,000</w:t>
-            </w:r>
-          </w:p>
-        </w:tc>
-        <w:tc>
-          <w:tcPr>
-            <w:tcW w:type="dxa" w:w="2880"/>
-          </w:tcPr>
-          <w:p>
-            <w:r/>
-            <w:r>
-              <w:rPr>
-                <w:b w:val="0"/>
-                <w:sz w:val="18"/>
-              </w:rPr>
-              <w:t>¥25,000</w:t>
-            </w:r>
-          </w:p>
-        </w:tc>
-      </w:tr>
-      <w:tr>
-        <w:tc>
-          <w:tcPr>
-            <w:tcW w:type="dxa" w:w="2880"/>
-          </w:tcPr>
-          <w:p>
-            <w:r/>
-            <w:r>
-              <w:rPr>
-                <w:b w:val="0"/>
-                <w:sz w:val="18"/>
-              </w:rPr>
-              <w:t>成約成果報酬</w:t>
-            </w:r>
-          </w:p>
-        </w:tc>
-        <w:tc>
-          <w:tcPr>
-            <w:tcW w:type="dxa" w:w="2880"/>
-          </w:tcPr>
-          <w:p>
-            <w:r/>
-            <w:r>
-              <w:rPr>
-                <w:b w:val="0"/>
-                <w:sz w:val="18"/>
-              </w:rPr>
-              <w:t>3%</w:t>
-            </w:r>
-          </w:p>
-        </w:tc>
-        <w:tc>
-          <w:tcPr>
-            <w:tcW w:type="dxa" w:w="2880"/>
-          </w:tcPr>
-          <w:p>
-            <w:r/>
-            <w:r>
-              <w:rPr>
-                <w:b w:val="0"/>
-                <w:sz w:val="18"/>
-              </w:rPr>
-              <w:t>1.5%</w:t>
-            </w:r>
-          </w:p>
-        </w:tc>
-      </w:tr>
-      <w:tr>
-        <w:tc>
-          <w:tcPr>
-            <w:tcW w:type="dxa" w:w="2880"/>
-          </w:tcPr>
-          <w:p>
-            <w:r/>
-            <w:r>
-              <w:rPr>
-                <w:b w:val="0"/>
-                <w:sz w:val="18"/>
-              </w:rPr>
-              <w:t>撮影プラン 1本</w:t>
-            </w:r>
-          </w:p>
-        </w:tc>
-        <w:tc>
-          <w:tcPr>
-            <w:tcW w:type="dxa" w:w="2880"/>
-          </w:tcPr>
-          <w:p>
-            <w:r/>
-            <w:r>
-              <w:rPr>
-                <w:b w:val="0"/>
-                <w:sz w:val="18"/>
-              </w:rPr>
-              <w:t>¥150,000</w:t>
-            </w:r>
-          </w:p>
-        </w:tc>
-        <w:tc>
-          <w:tcPr>
-            <w:tcW w:type="dxa" w:w="2880"/>
-          </w:tcPr>
-          <w:p>
-            <w:r/>
-            <w:r>
-              <w:rPr>
-                <w:b w:val="0"/>
-                <w:sz w:val="18"/>
-              </w:rPr>
-              <w:t>¥75,000</w:t>
-            </w:r>
-          </w:p>
-        </w:tc>
-      </w:tr>
-    </w:tbl>
     <w:p/>
     <w:p>
       <w:pPr>
@@ -1050,217 +663,9 @@
           <w:color w:val="E8740C"/>
           <w:sz w:val="24"/>
         </w:rPr>
-        <w:t>【新設】④ 月額掲載プラン</w:t>
+        <w:t>月額掲載プラン ベーシック</w:t>
       </w:r>
     </w:p>
-    <w:p/>
-    <w:tbl>
-      <w:tblPr>
-        <w:tblStyle w:val="LightGrid-Accent1"/>
-        <w:tblW w:type="auto" w:w="0"/>
-        <w:tblLook w:firstColumn="1" w:firstRow="1" w:lastColumn="0" w:lastRow="0" w:noHBand="0" w:noVBand="1" w:val="04A0"/>
-      </w:tblPr>
-      <w:tblGrid>
-        <w:gridCol w:w="2160"/>
-        <w:gridCol w:w="2160"/>
-        <w:gridCol w:w="2160"/>
-        <w:gridCol w:w="2160"/>
-      </w:tblGrid>
-      <w:tr>
-        <w:tc>
-          <w:tcPr>
-            <w:tcW w:type="dxa" w:w="2160"/>
-            <w:shd w:val="clear" w:color="auto" w:fill="3D2200"/>
-          </w:tcPr>
-          <w:p>
-            <w:r/>
-            <w:r>
-              <w:rPr>
-                <w:b/>
-                <w:color w:val="FFFFFF"/>
-                <w:sz w:val="18"/>
-              </w:rPr>
-              <w:t>プラン</w:t>
-            </w:r>
-          </w:p>
-        </w:tc>
-        <w:tc>
-          <w:tcPr>
-            <w:tcW w:type="dxa" w:w="2160"/>
-            <w:shd w:val="clear" w:color="auto" w:fill="3D2200"/>
-          </w:tcPr>
-          <w:p>
-            <w:r/>
-            <w:r>
-              <w:rPr>
-                <w:b/>
-                <w:color w:val="FFFFFF"/>
-                <w:sz w:val="18"/>
-              </w:rPr>
-              <w:t>正規価格</w:t>
-            </w:r>
-          </w:p>
-        </w:tc>
-        <w:tc>
-          <w:tcPr>
-            <w:tcW w:type="dxa" w:w="2160"/>
-            <w:shd w:val="clear" w:color="auto" w:fill="3D2200"/>
-          </w:tcPr>
-          <w:p>
-            <w:r/>
-            <w:r>
-              <w:rPr>
-                <w:b/>
-                <w:color w:val="FFFFFF"/>
-                <w:sz w:val="18"/>
-              </w:rPr>
-              <w:t>既存10社</w:t>
-            </w:r>
-          </w:p>
-        </w:tc>
-        <w:tc>
-          <w:tcPr>
-            <w:tcW w:type="dxa" w:w="2160"/>
-            <w:shd w:val="clear" w:color="auto" w:fill="3D2200"/>
-          </w:tcPr>
-          <w:p>
-            <w:r/>
-            <w:r>
-              <w:rPr>
-                <w:b/>
-                <w:color w:val="FFFFFF"/>
-                <w:sz w:val="18"/>
-              </w:rPr>
-              <w:t>内容</w:t>
-            </w:r>
-          </w:p>
-        </w:tc>
-      </w:tr>
-      <w:tr>
-        <w:tc>
-          <w:tcPr>
-            <w:tcW w:type="dxa" w:w="2160"/>
-          </w:tcPr>
-          <w:p>
-            <w:r/>
-            <w:r>
-              <w:rPr>
-                <w:b w:val="0"/>
-                <w:sz w:val="18"/>
-              </w:rPr>
-              <w:t>ベーシック</w:t>
-            </w:r>
-          </w:p>
-        </w:tc>
-        <w:tc>
-          <w:tcPr>
-            <w:tcW w:type="dxa" w:w="2160"/>
-          </w:tcPr>
-          <w:p>
-            <w:r/>
-            <w:r>
-              <w:rPr>
-                <w:b w:val="0"/>
-                <w:sz w:val="18"/>
-              </w:rPr>
-              <w:t>¥30,000/月</w:t>
-            </w:r>
-          </w:p>
-        </w:tc>
-        <w:tc>
-          <w:tcPr>
-            <w:tcW w:type="dxa" w:w="2160"/>
-          </w:tcPr>
-          <w:p>
-            <w:r/>
-            <w:r>
-              <w:rPr>
-                <w:b/>
-                <w:sz w:val="18"/>
-              </w:rPr>
-              <w:t>初年度12ヶ月 無料</w:t>
-            </w:r>
-          </w:p>
-        </w:tc>
-        <w:tc>
-          <w:tcPr>
-            <w:tcW w:type="dxa" w:w="2160"/>
-          </w:tcPr>
-          <w:p>
-            <w:r/>
-            <w:r>
-              <w:rPr>
-                <w:b w:val="0"/>
-                <w:sz w:val="18"/>
-              </w:rPr>
-              <w:t>物件情報 3件まで掲載</w:t>
-            </w:r>
-          </w:p>
-        </w:tc>
-      </w:tr>
-      <w:tr>
-        <w:tc>
-          <w:tcPr>
-            <w:tcW w:type="dxa" w:w="2160"/>
-          </w:tcPr>
-          <w:p>
-            <w:r/>
-            <w:r>
-              <w:rPr>
-                <w:b w:val="0"/>
-                <w:sz w:val="18"/>
-              </w:rPr>
-              <w:t>プロ</w:t>
-            </w:r>
-          </w:p>
-        </w:tc>
-        <w:tc>
-          <w:tcPr>
-            <w:tcW w:type="dxa" w:w="2160"/>
-          </w:tcPr>
-          <w:p>
-            <w:r/>
-            <w:r>
-              <w:rPr>
-                <w:b w:val="0"/>
-                <w:sz w:val="18"/>
-              </w:rPr>
-              <w:t>¥80,000/月</w:t>
-            </w:r>
-          </w:p>
-        </w:tc>
-        <w:tc>
-          <w:tcPr>
-            <w:tcW w:type="dxa" w:w="2160"/>
-          </w:tcPr>
-          <w:p>
-            <w:r/>
-            <w:r>
-              <w:rPr>
-                <w:b/>
-                <w:sz w:val="18"/>
-              </w:rPr>
-              <w:t>初年度12ヶ月 ¥40,000/月</w:t>
-            </w:r>
-          </w:p>
-        </w:tc>
-        <w:tc>
-          <w:tcPr>
-            <w:tcW w:type="dxa" w:w="2160"/>
-          </w:tcPr>
-          <w:p>
-            <w:r/>
-            <w:r>
-              <w:rPr>
-                <w:b w:val="0"/>
-                <w:sz w:val="18"/>
-              </w:rPr>
-              <w:t>物件無制限 + 月1本の特集枠</w:t>
-            </w:r>
-          </w:p>
-        </w:tc>
-      </w:tr>
-    </w:tbl>
     <w:p/>
     <w:p>
       <w:pPr>
@@ -1268,17 +673,10 @@
       </w:pPr>
       <w:r>
         <w:rPr>
-          <w:b w:val="0"/>
-          <w:sz w:val="20"/>
-        </w:rPr>
-        <w:t xml:space="preserve">既存10社様のベーシックプランは、2027年9月〜 より </w:t>
-      </w:r>
-      <w:r>
-        <w:rPr>
           <w:b/>
           <w:sz w:val="20"/>
         </w:rPr>
-        <w:t>¥15,000/月（半額）</w:t>
+        <w:t>¥30,000/月 (税別)</w:t>
       </w:r>
     </w:p>
     <w:p>
@@ -1290,21 +688,178 @@
           <w:b w:val="0"/>
           <w:sz w:val="20"/>
         </w:rPr>
-        <w:t xml:space="preserve">既存10社様のプロプランは、2027年9月〜 より </w:t>
+        <w:t>物件情報 3 件まで掲載</w:t>
       </w:r>
+    </w:p>
+    <w:p/>
+    <w:p>
+      <w:pPr>
+        <w:pStyle w:val="Heading3"/>
+      </w:pPr>
+      <w:r>
+        <w:rPr>
+          <w:color w:val="E8740C"/>
+          <w:sz w:val="24"/>
+        </w:rPr>
+        <w:t>月額掲載プラン プロ</w:t>
+      </w:r>
+    </w:p>
+    <w:p/>
+    <w:p>
+      <w:pPr>
+        <w:pStyle w:val="ListBullet"/>
+      </w:pPr>
       <w:r>
         <w:rPr>
           <w:b/>
           <w:sz w:val="20"/>
         </w:rPr>
-        <w:t>¥40,000/月（半額）</w:t>
+        <w:t>¥80,000/月 (税別)</w:t>
       </w:r>
+    </w:p>
+    <w:p>
+      <w:pPr>
+        <w:pStyle w:val="ListBullet"/>
+      </w:pPr>
       <w:r>
         <w:rPr>
           <w:b w:val="0"/>
           <w:sz w:val="20"/>
         </w:rPr>
-        <w:t xml:space="preserve"> 継続</w:t>
+        <w:t>物件無制限 + 月 1 本の特集枠</w:t>
+      </w:r>
+    </w:p>
+    <w:p/>
+    <w:p>
+      <w:pPr>
+        <w:pStyle w:val="Heading3"/>
+      </w:pPr>
+      <w:r>
+        <w:rPr>
+          <w:color w:val="E8740C"/>
+          <w:sz w:val="24"/>
+        </w:rPr>
+        <w:t>成果報酬 3% (重要)</w:t>
+      </w:r>
+    </w:p>
+    <w:p/>
+    <w:p>
+      <w:pPr>
+        <w:pStyle w:val="ListBullet"/>
+      </w:pPr>
+      <w:r>
+        <w:rPr>
+          <w:b/>
+          <w:sz w:val="20"/>
+        </w:rPr>
+        <w:t>契約額の 3% (上限なし)</w:t>
+      </w:r>
+    </w:p>
+    <w:p>
+      <w:pPr>
+        <w:pStyle w:val="ListBullet"/>
+      </w:pPr>
+      <w:r>
+        <w:rPr>
+          <w:b/>
+          <w:sz w:val="20"/>
+        </w:rPr>
+        <w:t>無料相談 / AI 診断 / 会員登録済みユーザーの成約のみ対象</w:t>
+      </w:r>
+    </w:p>
+    <w:p/>
+    <w:p>
+      <w:r>
+        <w:rPr>
+          <w:b w:val="0"/>
+          <w:color w:val="111827"/>
+          <w:sz w:val="20"/>
+        </w:rPr>
+        <w:t>発生する成約:</w:t>
+      </w:r>
+    </w:p>
+    <w:p/>
+    <w:p>
+      <w:pPr>
+        <w:pStyle w:val="ListBullet"/>
+      </w:pPr>
+      <w:r>
+        <w:rPr>
+          <w:b w:val="0"/>
+          <w:sz w:val="20"/>
+        </w:rPr>
+        <w:t>ぺいほーむの無料相談 (/consultation) 経由</w:t>
+      </w:r>
+    </w:p>
+    <w:p>
+      <w:pPr>
+        <w:pStyle w:val="ListBullet"/>
+      </w:pPr>
+      <w:r>
+        <w:rPr>
+          <w:b w:val="0"/>
+          <w:sz w:val="20"/>
+        </w:rPr>
+        <w:t>AI 家づくり診断 (/diagnosis) のマッチング経由</w:t>
+      </w:r>
+    </w:p>
+    <w:p>
+      <w:pPr>
+        <w:pStyle w:val="ListBullet"/>
+      </w:pPr>
+      <w:r>
+        <w:rPr>
+          <w:b w:val="0"/>
+          <w:sz w:val="20"/>
+        </w:rPr>
+        <w:t>会員登録済みユーザー (/signup 完了) からの成約</w:t>
+      </w:r>
+    </w:p>
+    <w:p/>
+    <w:p>
+      <w:r>
+        <w:rPr>
+          <w:b w:val="0"/>
+          <w:color w:val="111827"/>
+          <w:sz w:val="20"/>
+        </w:rPr>
+        <w:t>発生しない成約:</w:t>
+      </w:r>
+    </w:p>
+    <w:p/>
+    <w:p>
+      <w:pPr>
+        <w:pStyle w:val="ListBullet"/>
+      </w:pPr>
+      <w:r>
+        <w:rPr>
+          <w:b w:val="0"/>
+          <w:sz w:val="20"/>
+        </w:rPr>
+        <w:t>非会員ユーザーの直接問合せ</w:t>
+      </w:r>
+    </w:p>
+    <w:p>
+      <w:pPr>
+        <w:pStyle w:val="ListBullet"/>
+      </w:pPr>
+      <w:r>
+        <w:rPr>
+          <w:b w:val="0"/>
+          <w:sz w:val="20"/>
+        </w:rPr>
+        <w:t>ぺいほーむを経由しない成約 (既存客経由等)</w:t>
+      </w:r>
+    </w:p>
+    <w:p/>
+    <w:p>
+      <w:r>
+        <w:rPr>
+          <w:b w:val="0"/>
+          <w:color w:val="111827"/>
+          <w:sz w:val="20"/>
+        </w:rPr>
+        <w:t>追跡方法: リード発生時に lead_source を記録し、consultation / diagnosis / member のいずれかに該当する場合のみ成果報酬が発生します。</w:t>
       </w:r>
     </w:p>
     <w:p/>
@@ -1331,15 +886,13 @@
     </w:p>
     <w:p/>
     <w:p>
-      <w:pPr>
-        <w:pStyle w:val="Heading3"/>
-      </w:pPr>
       <w:r>
         <w:rPr>
-          <w:color w:val="E8740C"/>
-          <w:sz w:val="24"/>
+          <w:b w:val="0"/>
+          <w:color w:val="111827"/>
+          <w:sz w:val="20"/>
         </w:rPr>
-        <w:t>Phase 1〜3 継続項目（すべて継続）</w:t>
+        <w:t>Phase 1〜3 継続 + SaaS プラン新設:</w:t>
       </w:r>
     </w:p>
     <w:p/>
@@ -1352,231 +905,72 @@
           <w:color w:val="E8740C"/>
           <w:sz w:val="24"/>
         </w:rPr>
-        <w:t>【新設】⑤ SaaS プラン</w:t>
+        <w:t>SaaS ライト</w:t>
       </w:r>
     </w:p>
     <w:p/>
-    <w:tbl>
-      <w:tblPr>
-        <w:tblStyle w:val="LightGrid-Accent1"/>
-        <w:tblW w:type="auto" w:w="0"/>
-        <w:tblLook w:firstColumn="1" w:firstRow="1" w:lastColumn="0" w:lastRow="0" w:noHBand="0" w:noVBand="1" w:val="04A0"/>
-      </w:tblPr>
-      <w:tblGrid>
-        <w:gridCol w:w="2160"/>
-        <w:gridCol w:w="2160"/>
-        <w:gridCol w:w="2160"/>
-        <w:gridCol w:w="2160"/>
-      </w:tblGrid>
-      <w:tr>
-        <w:tc>
-          <w:tcPr>
-            <w:tcW w:type="dxa" w:w="2160"/>
-            <w:shd w:val="clear" w:color="auto" w:fill="3D2200"/>
-          </w:tcPr>
-          <w:p>
-            <w:r/>
-            <w:r>
-              <w:rPr>
-                <w:b/>
-                <w:color w:val="FFFFFF"/>
-                <w:sz w:val="18"/>
-              </w:rPr>
-              <w:t>プラン</w:t>
-            </w:r>
-          </w:p>
-        </w:tc>
-        <w:tc>
-          <w:tcPr>
-            <w:tcW w:type="dxa" w:w="2160"/>
-            <w:shd w:val="clear" w:color="auto" w:fill="3D2200"/>
-          </w:tcPr>
-          <w:p>
-            <w:r/>
-            <w:r>
-              <w:rPr>
-                <w:b/>
-                <w:color w:val="FFFFFF"/>
-                <w:sz w:val="18"/>
-              </w:rPr>
-              <w:t>正規価格</w:t>
-            </w:r>
-          </w:p>
-        </w:tc>
-        <w:tc>
-          <w:tcPr>
-            <w:tcW w:type="dxa" w:w="2160"/>
-            <w:shd w:val="clear" w:color="auto" w:fill="3D2200"/>
-          </w:tcPr>
-          <w:p>
-            <w:r/>
-            <w:r>
-              <w:rPr>
-                <w:b/>
-                <w:color w:val="FFFFFF"/>
-                <w:sz w:val="18"/>
-              </w:rPr>
-              <w:t>既存10社</w:t>
-            </w:r>
-          </w:p>
-        </w:tc>
-        <w:tc>
-          <w:tcPr>
-            <w:tcW w:type="dxa" w:w="2160"/>
-            <w:shd w:val="clear" w:color="auto" w:fill="3D2200"/>
-          </w:tcPr>
-          <w:p>
-            <w:r/>
-            <w:r>
-              <w:rPr>
-                <w:b/>
-                <w:color w:val="FFFFFF"/>
-                <w:sz w:val="18"/>
-              </w:rPr>
-              <w:t>内容</w:t>
-            </w:r>
-          </w:p>
-        </w:tc>
-      </w:tr>
-      <w:tr>
-        <w:tc>
-          <w:tcPr>
-            <w:tcW w:type="dxa" w:w="2160"/>
-          </w:tcPr>
-          <w:p>
-            <w:r/>
-            <w:r>
-              <w:rPr>
-                <w:b w:val="0"/>
-                <w:sz w:val="18"/>
-              </w:rPr>
-              <w:t>SaaS ライト</w:t>
-            </w:r>
-          </w:p>
-        </w:tc>
-        <w:tc>
-          <w:tcPr>
-            <w:tcW w:type="dxa" w:w="2160"/>
-          </w:tcPr>
-          <w:p>
-            <w:r/>
-            <w:r>
-              <w:rPr>
-                <w:b w:val="0"/>
-                <w:sz w:val="18"/>
-              </w:rPr>
-              <w:t>¥50,000/月</w:t>
-            </w:r>
-          </w:p>
-        </w:tc>
-        <w:tc>
-          <w:tcPr>
-            <w:tcW w:type="dxa" w:w="2160"/>
-          </w:tcPr>
-          <w:p>
-            <w:r/>
-            <w:r>
-              <w:rPr>
-                <w:b/>
-                <w:sz w:val="18"/>
-              </w:rPr>
-              <w:t>¥25,000/月</w:t>
-            </w:r>
-            <w:r>
-              <w:rPr>
-                <w:b w:val="0"/>
-                <w:sz w:val="18"/>
-              </w:rPr>
-              <w:t xml:space="preserve"> (半額)</w:t>
-            </w:r>
-          </w:p>
-        </w:tc>
-        <w:tc>
-          <w:tcPr>
-            <w:tcW w:type="dxa" w:w="2160"/>
-          </w:tcPr>
-          <w:p>
-            <w:r/>
-            <w:r>
-              <w:rPr>
-                <w:b w:val="0"/>
-                <w:sz w:val="18"/>
-              </w:rPr>
-              <w:t>AI質問無制限 + インタビュー掲載 + 月次レポート</w:t>
-            </w:r>
-          </w:p>
-        </w:tc>
-      </w:tr>
-      <w:tr>
-        <w:tc>
-          <w:tcPr>
-            <w:tcW w:type="dxa" w:w="2160"/>
-          </w:tcPr>
-          <w:p>
-            <w:r/>
-            <w:r>
-              <w:rPr>
-                <w:b w:val="0"/>
-                <w:sz w:val="18"/>
-              </w:rPr>
-              <w:t>SaaS プロ</w:t>
-            </w:r>
-          </w:p>
-        </w:tc>
-        <w:tc>
-          <w:tcPr>
-            <w:tcW w:type="dxa" w:w="2160"/>
-          </w:tcPr>
-          <w:p>
-            <w:r/>
-            <w:r>
-              <w:rPr>
-                <w:b w:val="0"/>
-                <w:sz w:val="18"/>
-              </w:rPr>
-              <w:t>¥150,000/月</w:t>
-            </w:r>
-          </w:p>
-        </w:tc>
-        <w:tc>
-          <w:tcPr>
-            <w:tcW w:type="dxa" w:w="2160"/>
-          </w:tcPr>
-          <w:p>
-            <w:r/>
-            <w:r>
-              <w:rPr>
-                <w:b/>
-                <w:sz w:val="18"/>
-              </w:rPr>
-              <w:t>¥75,000/月</w:t>
-            </w:r>
-            <w:r>
-              <w:rPr>
-                <w:b w:val="0"/>
-                <w:sz w:val="18"/>
-              </w:rPr>
-              <w:t xml:space="preserve"> (半額)</w:t>
-            </w:r>
-          </w:p>
-        </w:tc>
-        <w:tc>
-          <w:tcPr>
-            <w:tcW w:type="dxa" w:w="2160"/>
-          </w:tcPr>
-          <w:p>
-            <w:r/>
-            <w:r>
-              <w:rPr>
-                <w:b w:val="0"/>
-                <w:sz w:val="18"/>
-              </w:rPr>
-              <w:t>全機能 + 専任担当 + API連携</w:t>
-            </w:r>
-          </w:p>
-        </w:tc>
-      </w:tr>
-    </w:tbl>
+    <w:p>
+      <w:pPr>
+        <w:pStyle w:val="ListBullet"/>
+      </w:pPr>
+      <w:r>
+        <w:rPr>
+          <w:b/>
+          <w:sz w:val="20"/>
+        </w:rPr>
+        <w:t>¥50,000/月 (税別)</w:t>
+      </w:r>
+    </w:p>
+    <w:p>
+      <w:pPr>
+        <w:pStyle w:val="ListBullet"/>
+      </w:pPr>
+      <w:r>
+        <w:rPr>
+          <w:b w:val="0"/>
+          <w:sz w:val="20"/>
+        </w:rPr>
+        <w:t>AI 質問無制限 + インタビュー掲載 + 月次レポート</w:t>
+      </w:r>
+    </w:p>
+    <w:p/>
+    <w:p>
+      <w:pPr>
+        <w:pStyle w:val="Heading3"/>
+      </w:pPr>
+      <w:r>
+        <w:rPr>
+          <w:color w:val="E8740C"/>
+          <w:sz w:val="24"/>
+        </w:rPr>
+        <w:t>SaaS プロ</w:t>
+      </w:r>
+    </w:p>
+    <w:p/>
+    <w:p>
+      <w:pPr>
+        <w:pStyle w:val="ListBullet"/>
+      </w:pPr>
+      <w:r>
+        <w:rPr>
+          <w:b/>
+          <w:sz w:val="20"/>
+        </w:rPr>
+        <w:t>¥150,000/月 (税別)</w:t>
+      </w:r>
+    </w:p>
+    <w:p>
+      <w:pPr>
+        <w:pStyle w:val="ListBullet"/>
+      </w:pPr>
+      <w:r>
+        <w:rPr>
+          <w:b w:val="0"/>
+          <w:sz w:val="20"/>
+        </w:rPr>
+        <w:t>全機能 + 専任担当 + API 連携</w:t>
+      </w:r>
+    </w:p>
     <w:p/>
     <w:p>
       <w:pPr>
@@ -1596,7 +990,7 @@
           <w:color w:val="3D2200"/>
           <w:sz w:val="28"/>
         </w:rPr>
-        <w:t>永続優遇（既存10社様）</w:t>
+        <w:t>Phase 5: 2027/03〜</w:t>
       </w:r>
     </w:p>
     <w:p/>
@@ -1607,543 +1001,79 @@
           <w:color w:val="111827"/>
           <w:sz w:val="20"/>
         </w:rPr>
-        <w:t>実績づくりにご協力いただく対価として、</w:t>
+        <w:t>全機能継続・全員同一料金。全国展開に伴う新規工務店追加。既存 10 社様は AI 診断の優先送客を永続継続。</w:t>
       </w:r>
+    </w:p>
+    <w:p/>
+    <w:p>
+      <w:pPr>
+        <w:jc w:val="center"/>
+      </w:pPr>
+      <w:r>
+        <w:t>──────────────────────────────────────────────────</w:t>
+      </w:r>
+    </w:p>
+    <w:p/>
+    <w:p>
+      <w:pPr>
+        <w:pStyle w:val="Heading2"/>
+      </w:pPr>
+      <w:r>
+        <w:rPr>
+          <w:color w:val="3D2200"/>
+          <w:sz w:val="28"/>
+        </w:rPr>
+        <w:t>既存 10 社様への優遇 (唯一)</w:t>
+      </w:r>
+    </w:p>
+    <w:p/>
+    <w:p>
       <w:r>
         <w:rPr>
           <w:b/>
           <w:color w:val="111827"/>
           <w:sz w:val="20"/>
         </w:rPr>
-        <w:t>常に市場価格の 50% OFF</w:t>
+        <w:t>AI 診断結果・マッチングでの優先送客</w:t>
       </w:r>
+    </w:p>
+    <w:p/>
+    <w:p>
+      <w:pPr>
+        <w:pStyle w:val="ListBullet"/>
+      </w:pPr>
       <w:r>
         <w:rPr>
           <w:b w:val="0"/>
-          <w:color w:val="111827"/>
           <w:sz w:val="20"/>
         </w:rPr>
-        <w:t xml:space="preserve"> が永久適用されます。</w:t>
+        <w:t>`/diagnosis` の結果画面で既存 10 社を先頭に優先表示</w:t>
       </w:r>
     </w:p>
-    <w:p/>
-    <w:tbl>
-      <w:tblPr>
-        <w:tblStyle w:val="LightGrid-Accent1"/>
-        <w:tblW w:type="auto" w:w="0"/>
-        <w:tblLook w:firstColumn="1" w:firstRow="1" w:lastColumn="0" w:lastRow="0" w:noHBand="0" w:noVBand="1" w:val="04A0"/>
-      </w:tblPr>
-      <w:tblGrid>
-        <w:gridCol w:w="2160"/>
-        <w:gridCol w:w="2160"/>
-        <w:gridCol w:w="2160"/>
-        <w:gridCol w:w="2160"/>
-      </w:tblGrid>
-      <w:tr>
-        <w:tc>
-          <w:tcPr>
-            <w:tcW w:type="dxa" w:w="2160"/>
-            <w:shd w:val="clear" w:color="auto" w:fill="3D2200"/>
-          </w:tcPr>
-          <w:p>
-            <w:r/>
-            <w:r>
-              <w:rPr>
-                <w:b/>
-                <w:color w:val="FFFFFF"/>
-                <w:sz w:val="18"/>
-              </w:rPr>
-              <w:t>項目</w:t>
-            </w:r>
-          </w:p>
-        </w:tc>
-        <w:tc>
-          <w:tcPr>
-            <w:tcW w:type="dxa" w:w="2160"/>
-            <w:shd w:val="clear" w:color="auto" w:fill="3D2200"/>
-          </w:tcPr>
-          <w:p>
-            <w:r/>
-            <w:r>
-              <w:rPr>
-                <w:b/>
-                <w:color w:val="FFFFFF"/>
-                <w:sz w:val="18"/>
-              </w:rPr>
-              <w:t>新規価格</w:t>
-            </w:r>
-          </w:p>
-        </w:tc>
-        <w:tc>
-          <w:tcPr>
-            <w:tcW w:type="dxa" w:w="2160"/>
-            <w:shd w:val="clear" w:color="auto" w:fill="3D2200"/>
-          </w:tcPr>
-          <w:p>
-            <w:r/>
-            <w:r>
-              <w:rPr>
-                <w:b/>
-                <w:color w:val="FFFFFF"/>
-                <w:sz w:val="18"/>
-              </w:rPr>
-              <w:t>既存10社</w:t>
-            </w:r>
-          </w:p>
-        </w:tc>
-        <w:tc>
-          <w:tcPr>
-            <w:tcW w:type="dxa" w:w="2160"/>
-            <w:shd w:val="clear" w:color="auto" w:fill="3D2200"/>
-          </w:tcPr>
-          <w:p>
-            <w:r/>
-            <w:r>
-              <w:rPr>
-                <w:b/>
-                <w:color w:val="FFFFFF"/>
-                <w:sz w:val="18"/>
-              </w:rPr>
-              <w:t>割引率</w:t>
-            </w:r>
-          </w:p>
-        </w:tc>
-      </w:tr>
-      <w:tr>
-        <w:tc>
-          <w:tcPr>
-            <w:tcW w:type="dxa" w:w="2160"/>
-          </w:tcPr>
-          <w:p>
-            <w:r/>
-            <w:r>
-              <w:rPr>
-                <w:b w:val="0"/>
-                <w:sz w:val="18"/>
-              </w:rPr>
-              <w:t>見学会予約</w:t>
-            </w:r>
-          </w:p>
-        </w:tc>
-        <w:tc>
-          <w:tcPr>
-            <w:tcW w:type="dxa" w:w="2160"/>
-          </w:tcPr>
-          <w:p>
-            <w:r/>
-            <w:r>
-              <w:rPr>
-                <w:b w:val="0"/>
-                <w:sz w:val="18"/>
-              </w:rPr>
-              <w:t>¥50,000/件</w:t>
-            </w:r>
-          </w:p>
-        </w:tc>
-        <w:tc>
-          <w:tcPr>
-            <w:tcW w:type="dxa" w:w="2160"/>
-          </w:tcPr>
-          <w:p>
-            <w:r/>
-            <w:r>
-              <w:rPr>
-                <w:b w:val="0"/>
-                <w:sz w:val="18"/>
-              </w:rPr>
-              <w:t>¥25,000/件</w:t>
-            </w:r>
-          </w:p>
-        </w:tc>
-        <w:tc>
-          <w:tcPr>
-            <w:tcW w:type="dxa" w:w="2160"/>
-          </w:tcPr>
-          <w:p>
-            <w:r/>
-            <w:r>
-              <w:rPr>
-                <w:b w:val="0"/>
-                <w:sz w:val="18"/>
-              </w:rPr>
-              <w:t>50% OFF</w:t>
-            </w:r>
-          </w:p>
-        </w:tc>
-      </w:tr>
-      <w:tr>
-        <w:tc>
-          <w:tcPr>
-            <w:tcW w:type="dxa" w:w="2160"/>
-          </w:tcPr>
-          <w:p>
-            <w:r/>
-            <w:r>
-              <w:rPr>
-                <w:b w:val="0"/>
-                <w:sz w:val="18"/>
-              </w:rPr>
-              <w:t>成果報酬</w:t>
-            </w:r>
-          </w:p>
-        </w:tc>
-        <w:tc>
-          <w:tcPr>
-            <w:tcW w:type="dxa" w:w="2160"/>
-          </w:tcPr>
-          <w:p>
-            <w:r/>
-            <w:r>
-              <w:rPr>
-                <w:b w:val="0"/>
-                <w:sz w:val="18"/>
-              </w:rPr>
-              <w:t>3%</w:t>
-            </w:r>
-          </w:p>
-        </w:tc>
-        <w:tc>
-          <w:tcPr>
-            <w:tcW w:type="dxa" w:w="2160"/>
-          </w:tcPr>
-          <w:p>
-            <w:r/>
-            <w:r>
-              <w:rPr>
-                <w:b w:val="0"/>
-                <w:sz w:val="18"/>
-              </w:rPr>
-              <w:t>1.5%</w:t>
-            </w:r>
-          </w:p>
-        </w:tc>
-        <w:tc>
-          <w:tcPr>
-            <w:tcW w:type="dxa" w:w="2160"/>
-          </w:tcPr>
-          <w:p>
-            <w:r/>
-            <w:r>
-              <w:rPr>
-                <w:b w:val="0"/>
-                <w:sz w:val="18"/>
-              </w:rPr>
-              <w:t>50% OFF</w:t>
-            </w:r>
-          </w:p>
-        </w:tc>
-      </w:tr>
-      <w:tr>
-        <w:tc>
-          <w:tcPr>
-            <w:tcW w:type="dxa" w:w="2160"/>
-          </w:tcPr>
-          <w:p>
-            <w:r/>
-            <w:r>
-              <w:rPr>
-                <w:b w:val="0"/>
-                <w:sz w:val="18"/>
-              </w:rPr>
-              <w:t>撮影プラン</w:t>
-            </w:r>
-          </w:p>
-        </w:tc>
-        <w:tc>
-          <w:tcPr>
-            <w:tcW w:type="dxa" w:w="2160"/>
-          </w:tcPr>
-          <w:p>
-            <w:r/>
-            <w:r>
-              <w:rPr>
-                <w:b w:val="0"/>
-                <w:sz w:val="18"/>
-              </w:rPr>
-              <w:t>¥150,000/本</w:t>
-            </w:r>
-          </w:p>
-        </w:tc>
-        <w:tc>
-          <w:tcPr>
-            <w:tcW w:type="dxa" w:w="2160"/>
-          </w:tcPr>
-          <w:p>
-            <w:r/>
-            <w:r>
-              <w:rPr>
-                <w:b w:val="0"/>
-                <w:sz w:val="18"/>
-              </w:rPr>
-              <w:t>¥75,000/本</w:t>
-            </w:r>
-          </w:p>
-        </w:tc>
-        <w:tc>
-          <w:tcPr>
-            <w:tcW w:type="dxa" w:w="2160"/>
-          </w:tcPr>
-          <w:p>
-            <w:r/>
-            <w:r>
-              <w:rPr>
-                <w:b w:val="0"/>
-                <w:sz w:val="18"/>
-              </w:rPr>
-              <w:t>50% OFF</w:t>
-            </w:r>
-          </w:p>
-        </w:tc>
-      </w:tr>
-      <w:tr>
-        <w:tc>
-          <w:tcPr>
-            <w:tcW w:type="dxa" w:w="2160"/>
-          </w:tcPr>
-          <w:p>
-            <w:r/>
-            <w:r>
-              <w:rPr>
-                <w:b w:val="0"/>
-                <w:sz w:val="18"/>
-              </w:rPr>
-              <w:t>月額掲載 ベーシック</w:t>
-            </w:r>
-          </w:p>
-        </w:tc>
-        <w:tc>
-          <w:tcPr>
-            <w:tcW w:type="dxa" w:w="2160"/>
-          </w:tcPr>
-          <w:p>
-            <w:r/>
-            <w:r>
-              <w:rPr>
-                <w:b w:val="0"/>
-                <w:sz w:val="18"/>
-              </w:rPr>
-              <w:t>¥30,000/月</w:t>
-            </w:r>
-          </w:p>
-        </w:tc>
-        <w:tc>
-          <w:tcPr>
-            <w:tcW w:type="dxa" w:w="2160"/>
-          </w:tcPr>
-          <w:p>
-            <w:r/>
-            <w:r>
-              <w:rPr>
-                <w:b w:val="0"/>
-                <w:sz w:val="18"/>
-              </w:rPr>
-              <w:t>¥15,000/月</w:t>
-            </w:r>
-          </w:p>
-        </w:tc>
-        <w:tc>
-          <w:tcPr>
-            <w:tcW w:type="dxa" w:w="2160"/>
-          </w:tcPr>
-          <w:p>
-            <w:r/>
-            <w:r>
-              <w:rPr>
-                <w:b w:val="0"/>
-                <w:sz w:val="18"/>
-              </w:rPr>
-              <w:t>50% OFF</w:t>
-            </w:r>
-          </w:p>
-        </w:tc>
-      </w:tr>
-      <w:tr>
-        <w:tc>
-          <w:tcPr>
-            <w:tcW w:type="dxa" w:w="2160"/>
-          </w:tcPr>
-          <w:p>
-            <w:r/>
-            <w:r>
-              <w:rPr>
-                <w:b w:val="0"/>
-                <w:sz w:val="18"/>
-              </w:rPr>
-              <w:t>月額掲載 プロ</w:t>
-            </w:r>
-          </w:p>
-        </w:tc>
-        <w:tc>
-          <w:tcPr>
-            <w:tcW w:type="dxa" w:w="2160"/>
-          </w:tcPr>
-          <w:p>
-            <w:r/>
-            <w:r>
-              <w:rPr>
-                <w:b w:val="0"/>
-                <w:sz w:val="18"/>
-              </w:rPr>
-              <w:t>¥80,000/月</w:t>
-            </w:r>
-          </w:p>
-        </w:tc>
-        <w:tc>
-          <w:tcPr>
-            <w:tcW w:type="dxa" w:w="2160"/>
-          </w:tcPr>
-          <w:p>
-            <w:r/>
-            <w:r>
-              <w:rPr>
-                <w:b w:val="0"/>
-                <w:sz w:val="18"/>
-              </w:rPr>
-              <w:t>¥40,000/月</w:t>
-            </w:r>
-          </w:p>
-        </w:tc>
-        <w:tc>
-          <w:tcPr>
-            <w:tcW w:type="dxa" w:w="2160"/>
-          </w:tcPr>
-          <w:p>
-            <w:r/>
-            <w:r>
-              <w:rPr>
-                <w:b w:val="0"/>
-                <w:sz w:val="18"/>
-              </w:rPr>
-              <w:t>50% OFF</w:t>
-            </w:r>
-          </w:p>
-        </w:tc>
-      </w:tr>
-      <w:tr>
-        <w:tc>
-          <w:tcPr>
-            <w:tcW w:type="dxa" w:w="2160"/>
-          </w:tcPr>
-          <w:p>
-            <w:r/>
-            <w:r>
-              <w:rPr>
-                <w:b w:val="0"/>
-                <w:sz w:val="18"/>
-              </w:rPr>
-              <w:t>SaaS ライト</w:t>
-            </w:r>
-          </w:p>
-        </w:tc>
-        <w:tc>
-          <w:tcPr>
-            <w:tcW w:type="dxa" w:w="2160"/>
-          </w:tcPr>
-          <w:p>
-            <w:r/>
-            <w:r>
-              <w:rPr>
-                <w:b w:val="0"/>
-                <w:sz w:val="18"/>
-              </w:rPr>
-              <w:t>¥50,000/月</w:t>
-            </w:r>
-          </w:p>
-        </w:tc>
-        <w:tc>
-          <w:tcPr>
-            <w:tcW w:type="dxa" w:w="2160"/>
-          </w:tcPr>
-          <w:p>
-            <w:r/>
-            <w:r>
-              <w:rPr>
-                <w:b w:val="0"/>
-                <w:sz w:val="18"/>
-              </w:rPr>
-              <w:t>¥25,000/月</w:t>
-            </w:r>
-          </w:p>
-        </w:tc>
-        <w:tc>
-          <w:tcPr>
-            <w:tcW w:type="dxa" w:w="2160"/>
-          </w:tcPr>
-          <w:p>
-            <w:r/>
-            <w:r>
-              <w:rPr>
-                <w:b w:val="0"/>
-                <w:sz w:val="18"/>
-              </w:rPr>
-              <w:t>50% OFF</w:t>
-            </w:r>
-          </w:p>
-        </w:tc>
-      </w:tr>
-      <w:tr>
-        <w:tc>
-          <w:tcPr>
-            <w:tcW w:type="dxa" w:w="2160"/>
-          </w:tcPr>
-          <w:p>
-            <w:r/>
-            <w:r>
-              <w:rPr>
-                <w:b w:val="0"/>
-                <w:sz w:val="18"/>
-              </w:rPr>
-              <w:t>SaaS プロ</w:t>
-            </w:r>
-          </w:p>
-        </w:tc>
-        <w:tc>
-          <w:tcPr>
-            <w:tcW w:type="dxa" w:w="2160"/>
-          </w:tcPr>
-          <w:p>
-            <w:r/>
-            <w:r>
-              <w:rPr>
-                <w:b w:val="0"/>
-                <w:sz w:val="18"/>
-              </w:rPr>
-              <w:t>¥150,000/月</w:t>
-            </w:r>
-          </w:p>
-        </w:tc>
-        <w:tc>
-          <w:tcPr>
-            <w:tcW w:type="dxa" w:w="2160"/>
-          </w:tcPr>
-          <w:p>
-            <w:r/>
-            <w:r>
-              <w:rPr>
-                <w:b w:val="0"/>
-                <w:sz w:val="18"/>
-              </w:rPr>
-              <w:t>¥75,000/月</w:t>
-            </w:r>
-          </w:p>
-        </w:tc>
-        <w:tc>
-          <w:tcPr>
-            <w:tcW w:type="dxa" w:w="2160"/>
-          </w:tcPr>
-          <w:p>
-            <w:r/>
-            <w:r>
-              <w:rPr>
-                <w:b w:val="0"/>
-                <w:sz w:val="18"/>
-              </w:rPr>
-              <w:t>50% OFF</w:t>
-            </w:r>
-          </w:p>
-        </w:tc>
-      </w:tr>
-    </w:tbl>
+    <w:p>
+      <w:pPr>
+        <w:pStyle w:val="ListBullet"/>
+      </w:pPr>
+      <w:r>
+        <w:rPr>
+          <w:b w:val="0"/>
+          <w:sz w:val="20"/>
+        </w:rPr>
+        <w:t>`/builders` 一覧と TOP の工務店PICKUP でも上位表示</w:t>
+      </w:r>
+    </w:p>
+    <w:p>
+      <w:pPr>
+        <w:pStyle w:val="ListBullet"/>
+      </w:pPr>
+      <w:r>
+        <w:rPr>
+          <w:b w:val="0"/>
+          <w:sz w:val="20"/>
+        </w:rPr>
+        <w:t>料金は完全に同一</w:t>
+      </w:r>
+    </w:p>
     <w:p/>
     <w:p>
       <w:pPr>
@@ -2180,213 +1110,66 @@
       </w:r>
     </w:p>
     <w:p/>
-    <w:tbl>
-      <w:tblPr>
-        <w:tblStyle w:val="LightGrid-Accent1"/>
-        <w:tblW w:type="auto" w:w="0"/>
-        <w:tblLook w:firstColumn="1" w:firstRow="1" w:lastColumn="0" w:lastRow="0" w:noHBand="0" w:noVBand="1" w:val="04A0"/>
-      </w:tblPr>
-      <w:tblGrid>
-        <w:gridCol w:w="4320"/>
-        <w:gridCol w:w="4320"/>
-      </w:tblGrid>
-      <w:tr>
-        <w:tc>
-          <w:tcPr>
-            <w:tcW w:type="dxa" w:w="4320"/>
-            <w:shd w:val="clear" w:color="auto" w:fill="3D2200"/>
-          </w:tcPr>
-          <w:p>
-            <w:r/>
-            <w:r>
-              <w:rPr>
-                <w:b/>
-                <w:color w:val="FFFFFF"/>
-                <w:sz w:val="18"/>
-              </w:rPr>
-              <w:t>項目</w:t>
-            </w:r>
-          </w:p>
-        </w:tc>
-        <w:tc>
-          <w:tcPr>
-            <w:tcW w:type="dxa" w:w="4320"/>
-            <w:shd w:val="clear" w:color="auto" w:fill="3D2200"/>
-          </w:tcPr>
-          <w:p>
-            <w:r/>
-            <w:r>
-              <w:rPr>
-                <w:b/>
-                <w:color w:val="FFFFFF"/>
-                <w:sz w:val="18"/>
-              </w:rPr>
-              <w:t>タイミング</w:t>
-            </w:r>
-          </w:p>
-        </w:tc>
-      </w:tr>
-      <w:tr>
-        <w:tc>
-          <w:tcPr>
-            <w:tcW w:type="dxa" w:w="4320"/>
-          </w:tcPr>
-          <w:p>
-            <w:r/>
-            <w:r>
-              <w:rPr>
-                <w:b w:val="0"/>
-                <w:sz w:val="18"/>
-              </w:rPr>
-              <w:t>見学会予約</w:t>
-            </w:r>
-          </w:p>
-        </w:tc>
-        <w:tc>
-          <w:tcPr>
-            <w:tcW w:type="dxa" w:w="4320"/>
-          </w:tcPr>
-          <w:p>
-            <w:r/>
-            <w:r>
-              <w:rPr>
-                <w:b w:val="0"/>
-                <w:sz w:val="18"/>
-              </w:rPr>
-              <w:t>予約発生時（随時）</w:t>
-            </w:r>
-          </w:p>
-        </w:tc>
-      </w:tr>
-      <w:tr>
-        <w:tc>
-          <w:tcPr>
-            <w:tcW w:type="dxa" w:w="4320"/>
-          </w:tcPr>
-          <w:p>
-            <w:r/>
-            <w:r>
-              <w:rPr>
-                <w:b w:val="0"/>
-                <w:sz w:val="18"/>
-              </w:rPr>
-              <w:t>成果報酬</w:t>
-            </w:r>
-          </w:p>
-        </w:tc>
-        <w:tc>
-          <w:tcPr>
-            <w:tcW w:type="dxa" w:w="4320"/>
-          </w:tcPr>
-          <w:p>
-            <w:r/>
-            <w:r>
-              <w:rPr>
-                <w:b w:val="0"/>
-                <w:sz w:val="18"/>
-              </w:rPr>
-              <w:t>契約成立後、翌月末締め翌々月末払い</w:t>
-            </w:r>
-          </w:p>
-        </w:tc>
-      </w:tr>
-      <w:tr>
-        <w:tc>
-          <w:tcPr>
-            <w:tcW w:type="dxa" w:w="4320"/>
-          </w:tcPr>
-          <w:p>
-            <w:r/>
-            <w:r>
-              <w:rPr>
-                <w:b w:val="0"/>
-                <w:sz w:val="18"/>
-              </w:rPr>
-              <w:t>撮影プラン</w:t>
-            </w:r>
-          </w:p>
-        </w:tc>
-        <w:tc>
-          <w:tcPr>
-            <w:tcW w:type="dxa" w:w="4320"/>
-          </w:tcPr>
-          <w:p>
-            <w:r/>
-            <w:r>
-              <w:rPr>
-                <w:b w:val="0"/>
-                <w:sz w:val="18"/>
-              </w:rPr>
-              <w:t>撮影実施日（前金なし）</w:t>
-            </w:r>
-          </w:p>
-        </w:tc>
-      </w:tr>
-      <w:tr>
-        <w:tc>
-          <w:tcPr>
-            <w:tcW w:type="dxa" w:w="4320"/>
-          </w:tcPr>
-          <w:p>
-            <w:r/>
-            <w:r>
-              <w:rPr>
-                <w:b w:val="0"/>
-                <w:sz w:val="18"/>
-              </w:rPr>
-              <w:t>月額掲載</w:t>
-            </w:r>
-          </w:p>
-        </w:tc>
-        <w:tc>
-          <w:tcPr>
-            <w:tcW w:type="dxa" w:w="4320"/>
-          </w:tcPr>
-          <w:p>
-            <w:r/>
-            <w:r>
-              <w:rPr>
-                <w:b w:val="0"/>
-                <w:sz w:val="18"/>
-              </w:rPr>
-              <w:t>毎月月末締め・翌月末払い</w:t>
-            </w:r>
-          </w:p>
-        </w:tc>
-      </w:tr>
-      <w:tr>
-        <w:tc>
-          <w:tcPr>
-            <w:tcW w:type="dxa" w:w="4320"/>
-          </w:tcPr>
-          <w:p>
-            <w:r/>
-            <w:r>
-              <w:rPr>
-                <w:b w:val="0"/>
-                <w:sz w:val="18"/>
-              </w:rPr>
-              <w:t>SaaS</w:t>
-            </w:r>
-          </w:p>
-        </w:tc>
-        <w:tc>
-          <w:tcPr>
-            <w:tcW w:type="dxa" w:w="4320"/>
-          </w:tcPr>
-          <w:p>
-            <w:r/>
-            <w:r>
-              <w:rPr>
-                <w:b w:val="0"/>
-                <w:sz w:val="18"/>
-              </w:rPr>
-              <w:t>毎月月末締め・翌月末払い</w:t>
-            </w:r>
-          </w:p>
-        </w:tc>
-      </w:tr>
-    </w:tbl>
+    <w:p>
+      <w:pPr>
+        <w:pStyle w:val="ListBullet"/>
+      </w:pPr>
+      <w:r>
+        <w:rPr>
+          <w:b w:val="0"/>
+          <w:sz w:val="20"/>
+        </w:rPr>
+        <w:t>見学会予約費: 予約発生時 (月次でまとめて請求)</w:t>
+      </w:r>
+    </w:p>
+    <w:p>
+      <w:pPr>
+        <w:pStyle w:val="ListBullet"/>
+      </w:pPr>
+      <w:r>
+        <w:rPr>
+          <w:b w:val="0"/>
+          <w:sz w:val="20"/>
+        </w:rPr>
+        <w:t>撮影プラン: 撮影実施日 (前金なし)</w:t>
+      </w:r>
+    </w:p>
+    <w:p>
+      <w:pPr>
+        <w:pStyle w:val="ListBullet"/>
+      </w:pPr>
+      <w:r>
+        <w:rPr>
+          <w:b w:val="0"/>
+          <w:sz w:val="20"/>
+        </w:rPr>
+        <w:t>月額掲載: 毎月月末締め・翌月末払い</w:t>
+      </w:r>
+    </w:p>
+    <w:p>
+      <w:pPr>
+        <w:pStyle w:val="ListBullet"/>
+      </w:pPr>
+      <w:r>
+        <w:rPr>
+          <w:b w:val="0"/>
+          <w:sz w:val="20"/>
+        </w:rPr>
+        <w:t>成果報酬: 契約成立後、翌月末締め翌々月末払い</w:t>
+      </w:r>
+    </w:p>
+    <w:p>
+      <w:pPr>
+        <w:pStyle w:val="ListBullet"/>
+      </w:pPr>
+      <w:r>
+        <w:rPr>
+          <w:b w:val="0"/>
+          <w:sz w:val="20"/>
+        </w:rPr>
+        <w:t>SaaS: 毎月月末締め・翌月末払い</w:t>
+      </w:r>
+    </w:p>
     <w:p/>
     <w:p>
       <w:pPr>
@@ -2410,7 +1193,7 @@
           <w:b w:val="0"/>
           <w:sz w:val="20"/>
         </w:rPr>
-        <w:t>銀行振込（振込先は契約書記載）</w:t>
+        <w:t>銀行振込 (振込先は契約書記載)</w:t>
       </w:r>
     </w:p>
     <w:p>
@@ -2422,7 +1205,7 @@
           <w:b w:val="0"/>
           <w:sz w:val="20"/>
         </w:rPr>
-        <w:t>Phase 4 以降: Stripe クレジットカード決済にも対応予定</w:t>
+        <w:t>Phase 4 以降: Stripe クレジットカード決済にも対応</w:t>
       </w:r>
     </w:p>
     <w:p/>
@@ -2448,14 +1231,7 @@
           <w:b w:val="0"/>
           <w:sz w:val="20"/>
         </w:rPr>
-        <w:t xml:space="preserve">表示価格は全て </w:t>
-      </w:r>
-      <w:r>
-        <w:rPr>
-          <w:b/>
-          <w:sz w:val="20"/>
-        </w:rPr>
-        <w:t>税別</w:t>
+        <w:t>表示価格は全て税別</w:t>
       </w:r>
     </w:p>
     <w:p>
@@ -2527,7 +1303,7 @@
           <w:b w:val="0"/>
           <w:sz w:val="20"/>
         </w:rPr>
-        <w:t>月額掲載・SaaS プラン: 原則12ヶ月契約、以降自動更新</w:t>
+        <w:t>月額掲載・SaaS プラン: 原則 12 ヶ月契約、以降自動更新</w:t>
       </w:r>
     </w:p>
     <w:p/>
@@ -2553,33 +1329,7 @@
           <w:b w:val="0"/>
           <w:sz w:val="20"/>
         </w:rPr>
-        <w:t xml:space="preserve">月額プランの解約は </w:t>
-      </w:r>
-      <w:r>
-        <w:rPr>
-          <w:b/>
-          <w:sz w:val="20"/>
-        </w:rPr>
-        <w:t>30日前までに書面</w:t>
-      </w:r>
-      <w:r>
-        <w:rPr>
-          <w:b w:val="0"/>
-          <w:sz w:val="20"/>
-        </w:rPr>
-        <w:t xml:space="preserve"> で通知</w:t>
-      </w:r>
-    </w:p>
-    <w:p>
-      <w:pPr>
-        <w:pStyle w:val="ListBullet"/>
-      </w:pPr>
-      <w:r>
-        <w:rPr>
-          <w:b w:val="0"/>
-          <w:sz w:val="20"/>
-        </w:rPr>
-        <w:t>既存10社様の優遇は解約後も「再契約時に復活」します</w:t>
+        <w:t>月額プランの解約は 30 日前までに書面で通知</w:t>
       </w:r>
     </w:p>
     <w:sectPr>
